--- a/Prog 1/lab/laba3/Шаблон отчета.docx
+++ b/Prog 1/lab/laba3/Шаблон отчета.docx
@@ -77,7 +77,7 @@
           <w:sz w:val="32"/>
           <w:szCs w:val="32"/>
         </w:rPr>
-        <w:t>Лабораторная работа</w:t>
+        <w:t>Программирование</w:t>
       </w:r>
     </w:p>
     <w:p>
@@ -97,7 +97,24 @@
           <w:sz w:val="32"/>
           <w:szCs w:val="32"/>
         </w:rPr>
-        <w:t>Перевод чисел между различными системами счисления</w:t>
+        <w:t>Лабораторная работа</w:t>
+      </w:r>
+      <w:r>
+        <w:rPr>
+          <w:rFonts w:ascii="Times New Roman" w:hAnsi="Times New Roman" w:cs="Times New Roman"/>
+          <w:sz w:val="32"/>
+          <w:szCs w:val="32"/>
+          <w:lang w:val="en-US"/>
+        </w:rPr>
+        <w:t xml:space="preserve"> </w:t>
+      </w:r>
+      <w:r>
+        <w:rPr>
+          <w:rFonts w:ascii="Times New Roman" w:hAnsi="Times New Roman" w:cs="Times New Roman"/>
+          <w:sz w:val="32"/>
+          <w:szCs w:val="32"/>
+        </w:rPr>
+        <w:t>№3</w:t>
       </w:r>
     </w:p>
     <w:p>
@@ -119,6 +136,14 @@
         </w:rPr>
         <w:t>Вариант №</w:t>
       </w:r>
+      <w:r>
+        <w:rPr>
+          <w:rFonts w:ascii="Times New Roman" w:hAnsi="Times New Roman" w:cs="Times New Roman"/>
+          <w:sz w:val="32"/>
+          <w:szCs w:val="32"/>
+        </w:rPr>
+        <w:t>83344</w:t>
+      </w:r>
     </w:p>
     <w:p>
       <w:pPr>
@@ -163,7 +188,6 @@
           <w:rFonts w:ascii="Times New Roman" w:hAnsi="Times New Roman" w:cs="Times New Roman"/>
           <w:sz w:val="28"/>
           <w:szCs w:val="28"/>
-          <w:lang w:val="en-US"/>
         </w:rPr>
       </w:pPr>
       <w:r>
@@ -179,7 +203,6 @@
           <w:rFonts w:ascii="Times New Roman" w:hAnsi="Times New Roman" w:cs="Times New Roman"/>
           <w:sz w:val="28"/>
           <w:szCs w:val="28"/>
-          <w:lang w:val="en-US"/>
         </w:rPr>
         <w:t>:</w:t>
       </w:r>
@@ -201,18 +224,8 @@
           <w:sz w:val="28"/>
           <w:szCs w:val="28"/>
         </w:rPr>
-        <w:t xml:space="preserve">Башлачёв </w:t>
-      </w:r>
-      <w:proofErr w:type="gramStart"/>
-      <w:r>
-        <w:rPr>
-          <w:rFonts w:ascii="Times New Roman" w:hAnsi="Times New Roman" w:cs="Times New Roman"/>
-          <w:sz w:val="28"/>
-          <w:szCs w:val="28"/>
-        </w:rPr>
-        <w:t>А.П.</w:t>
-      </w:r>
-      <w:proofErr w:type="gramEnd"/>
+        <w:t>Башлачёв А.П.</w:t>
+      </w:r>
     </w:p>
     <w:p>
       <w:pPr>
@@ -277,6 +290,14 @@
           <w:szCs w:val="28"/>
         </w:rPr>
         <w:br/>
+      </w:r>
+      <w:r>
+        <w:rPr>
+          <w:rFonts w:ascii="Times New Roman" w:hAnsi="Times New Roman" w:cs="Times New Roman"/>
+          <w:sz w:val="28"/>
+          <w:szCs w:val="28"/>
+        </w:rPr>
+        <w:t>Ермаков М.К.</w:t>
       </w:r>
     </w:p>
     <w:p>
@@ -791,7 +812,7 @@
           <w:sz w:val="28"/>
           <w:szCs w:val="28"/>
         </w:rPr>
-        <w:t xml:space="preserve">     </w:t>
+        <w:t>В соответствии с выданным вариантом на основе предложенного текстового отрывка из литературного произведения создать объектную модель реального или воображаемого мира, описываемого данным текстом. Должны быть выделены основные персонажи и предметы со свойственным им состоянием и поведением. На основе модели написать программу на языке Java. </w:t>
       </w:r>
     </w:p>
     <w:p>
@@ -806,13 +827,113 @@
     </w:p>
     <w:p>
       <w:pPr>
+        <w:spacing w:after="0" w:line="360" w:lineRule="auto"/>
+        <w:rPr>
+          <w:rFonts w:ascii="Times New Roman" w:hAnsi="Times New Roman" w:cs="Times New Roman"/>
+          <w:sz w:val="28"/>
+          <w:szCs w:val="28"/>
+        </w:rPr>
+      </w:pPr>
+      <w:r>
+        <w:rPr>
+          <w:rFonts w:ascii="Times New Roman" w:hAnsi="Times New Roman" w:cs="Times New Roman"/>
+          <w:sz w:val="28"/>
+          <w:szCs w:val="28"/>
+        </w:rPr>
+        <w:t>«Он начал ощупывать дверцу сантиметр за сантиметром, ища секретный замок. Но сколько он ни щупал ее, сколько ни нажимал на малейшие выступы, дверца оставалась запертой. Тем временем барон, покончив с бутылками, стоявшими поблизости от него, в свою очередь пробрался в проход между бочками и очутился рядом с герцогом, который то царапал дверцу ногтями, то стучал по ней кулаком, все более раздражаясь</w:t>
+      </w:r>
+      <w:r>
+        <w:rPr>
+          <w:rFonts w:ascii="Times New Roman" w:hAnsi="Times New Roman" w:cs="Times New Roman"/>
+          <w:sz w:val="28"/>
+          <w:szCs w:val="28"/>
+        </w:rPr>
+        <w:t>.</w:t>
+      </w:r>
+      <w:r>
+        <w:rPr>
+          <w:rFonts w:ascii="Times New Roman" w:hAnsi="Times New Roman" w:cs="Times New Roman"/>
+          <w:sz w:val="28"/>
+          <w:szCs w:val="28"/>
+        </w:rPr>
+        <w:t>»</w:t>
+      </w:r>
+    </w:p>
+    <w:p>
+      <w:pPr>
+        <w:rPr>
+          <w:lang w:val="en-US"/>
+        </w:rPr>
+      </w:pPr>
+      <w:bookmarkStart w:id="1" w:name="_Toc209274669"/>
+    </w:p>
+    <w:p>
+      <w:pPr>
         <w:pStyle w:val="1"/>
-      </w:pPr>
-      <w:bookmarkStart w:id="1" w:name="_Toc209274669"/>
-      <w:r>
-        <w:t>Основные этапы вычисления</w:t>
+        <w:rPr>
+          <w:lang w:val="en-US"/>
+        </w:rPr>
+      </w:pPr>
+    </w:p>
+    <w:p>
+      <w:pPr>
+        <w:pStyle w:val="1"/>
+        <w:rPr>
+          <w:lang w:val="en-US"/>
+        </w:rPr>
+      </w:pPr>
+    </w:p>
+    <w:p>
+      <w:pPr>
+        <w:pStyle w:val="1"/>
+        <w:rPr>
+          <w:lang w:val="en-US"/>
+        </w:rPr>
+      </w:pPr>
+    </w:p>
+    <w:p>
+      <w:pPr>
+        <w:pStyle w:val="1"/>
+        <w:rPr>
+          <w:lang w:val="en-US"/>
+        </w:rPr>
+      </w:pPr>
+    </w:p>
+    <w:p>
+      <w:pPr>
+        <w:pStyle w:val="1"/>
+        <w:rPr>
+          <w:lang w:val="en-US"/>
+        </w:rPr>
+      </w:pPr>
+    </w:p>
+    <w:p>
+      <w:pPr>
+        <w:pStyle w:val="1"/>
+        <w:rPr>
+          <w:lang w:val="en-US"/>
+        </w:rPr>
+      </w:pPr>
+    </w:p>
+    <w:p>
+      <w:pPr>
+        <w:rPr>
+          <w:lang w:val="en-US"/>
+        </w:rPr>
+      </w:pPr>
+    </w:p>
+    <w:p>
+      <w:pPr>
+        <w:pStyle w:val="1"/>
+      </w:pPr>
+      <w:r>
+        <w:lastRenderedPageBreak/>
+        <w:t xml:space="preserve">Основные этапы </w:t>
       </w:r>
       <w:bookmarkEnd w:id="1"/>
+      <w:r>
+        <w:t>работы</w:t>
+      </w:r>
     </w:p>
     <w:p>
       <w:pPr>
@@ -828,42 +949,132 @@
     <w:p>
       <w:pPr>
         <w:spacing w:after="0" w:line="240" w:lineRule="auto"/>
-        <w:ind w:left="720"/>
         <w:rPr>
           <w:rFonts w:ascii="Times New Roman" w:hAnsi="Times New Roman" w:cs="Times New Roman"/>
           <w:sz w:val="32"/>
           <w:szCs w:val="32"/>
         </w:rPr>
       </w:pPr>
-    </w:p>
-    <w:p>
-      <w:pPr>
-        <w:pStyle w:val="a7"/>
-        <w:spacing w:after="0" w:line="240" w:lineRule="auto"/>
-        <w:ind w:left="357"/>
+      <w:r>
         <w:rPr>
           <w:rFonts w:ascii="Times New Roman" w:hAnsi="Times New Roman" w:cs="Times New Roman"/>
           <w:sz w:val="32"/>
           <w:szCs w:val="32"/>
         </w:rPr>
-      </w:pPr>
-    </w:p>
-    <w:p>
-      <w:pPr>
-        <w:spacing w:after="0" w:line="240" w:lineRule="auto"/>
-        <w:ind w:left="360"/>
+        <w:t>1)</w:t>
+      </w:r>
+      <w:r>
         <w:rPr>
           <w:rFonts w:ascii="Times New Roman" w:hAnsi="Times New Roman" w:cs="Times New Roman"/>
           <w:sz w:val="32"/>
           <w:szCs w:val="32"/>
         </w:rPr>
-      </w:pPr>
+        <w:t xml:space="preserve"> </w:t>
+      </w:r>
       <w:r>
         <w:rPr>
           <w:rFonts w:ascii="Times New Roman" w:hAnsi="Times New Roman" w:cs="Times New Roman"/>
           <w:sz w:val="32"/>
           <w:szCs w:val="32"/>
         </w:rPr>
+        <w:t xml:space="preserve">Создание </w:t>
+      </w:r>
+      <w:r>
+        <w:rPr>
+          <w:rFonts w:ascii="Times New Roman" w:hAnsi="Times New Roman" w:cs="Times New Roman"/>
+          <w:sz w:val="32"/>
+          <w:szCs w:val="32"/>
+          <w:lang w:val="en-US"/>
+        </w:rPr>
+        <w:t>UML</w:t>
+      </w:r>
+      <w:r>
+        <w:rPr>
+          <w:rFonts w:ascii="Times New Roman" w:hAnsi="Times New Roman" w:cs="Times New Roman"/>
+          <w:sz w:val="32"/>
+          <w:szCs w:val="32"/>
+        </w:rPr>
+        <w:t xml:space="preserve"> </w:t>
+      </w:r>
+      <w:r>
+        <w:rPr>
+          <w:rFonts w:ascii="Times New Roman" w:hAnsi="Times New Roman" w:cs="Times New Roman"/>
+          <w:sz w:val="32"/>
+          <w:szCs w:val="32"/>
+        </w:rPr>
+        <w:t>диаграммы</w:t>
+      </w:r>
+    </w:p>
+    <w:p>
+      <w:pPr>
+        <w:spacing w:after="0" w:line="240" w:lineRule="auto"/>
+        <w:rPr>
+          <w:rFonts w:ascii="Times New Roman" w:hAnsi="Times New Roman" w:cs="Times New Roman"/>
+          <w:sz w:val="32"/>
+          <w:szCs w:val="32"/>
+          <w:lang w:val="en-US"/>
+        </w:rPr>
+      </w:pPr>
+      <w:r>
+        <w:rPr>
+          <w:rFonts w:ascii="Times New Roman" w:hAnsi="Times New Roman" w:cs="Times New Roman"/>
+          <w:sz w:val="32"/>
+          <w:szCs w:val="32"/>
+          <w:lang w:val="en-US"/>
+        </w:rPr>
+        <w:drawing>
+          <wp:inline distT="0" distB="0" distL="0" distR="0" wp14:anchorId="18081CDE" wp14:editId="5F6FCE59">
+            <wp:extent cx="5334000" cy="3270311"/>
+            <wp:effectExtent l="0" t="0" r="0" b="6350"/>
+            <wp:docPr id="1821006189" name="Рисунок 1" descr="Изображение выглядит как текст, диаграмма, План, Технический чертеж&#10;&#10;Содержимое, созданное искусственным интеллектом, может быть неверным."/>
+            <wp:cNvGraphicFramePr>
+              <a:graphicFrameLocks xmlns:a="http://schemas.openxmlformats.org/drawingml/2006/main" noChangeAspect="1"/>
+            </wp:cNvGraphicFramePr>
+            <a:graphic xmlns:a="http://schemas.openxmlformats.org/drawingml/2006/main">
+              <a:graphicData uri="http://schemas.openxmlformats.org/drawingml/2006/picture">
+                <pic:pic xmlns:pic="http://schemas.openxmlformats.org/drawingml/2006/picture">
+                  <pic:nvPicPr>
+                    <pic:cNvPr id="1821006189" name="Рисунок 1" descr="Изображение выглядит как текст, диаграмма, План, Технический чертеж&#10;&#10;Содержимое, созданное искусственным интеллектом, может быть неверным."/>
+                    <pic:cNvPicPr/>
+                  </pic:nvPicPr>
+                  <pic:blipFill>
+                    <a:blip r:embed="rId8"/>
+                    <a:stretch>
+                      <a:fillRect/>
+                    </a:stretch>
+                  </pic:blipFill>
+                  <pic:spPr>
+                    <a:xfrm>
+                      <a:off x="0" y="0"/>
+                      <a:ext cx="5334099" cy="3270372"/>
+                    </a:xfrm>
+                    <a:prstGeom prst="rect">
+                      <a:avLst/>
+                    </a:prstGeom>
+                  </pic:spPr>
+                </pic:pic>
+              </a:graphicData>
+            </a:graphic>
+          </wp:inline>
+        </w:drawing>
+      </w:r>
+    </w:p>
+    <w:p>
+      <w:pPr>
+        <w:spacing w:after="0" w:line="240" w:lineRule="auto"/>
+        <w:ind w:left="360"/>
+        <w:rPr>
+          <w:rFonts w:ascii="Times New Roman" w:hAnsi="Times New Roman" w:cs="Times New Roman"/>
+          <w:sz w:val="32"/>
+          <w:szCs w:val="32"/>
+        </w:rPr>
+      </w:pPr>
+      <w:r>
+        <w:rPr>
+          <w:rFonts w:ascii="Times New Roman" w:hAnsi="Times New Roman" w:cs="Times New Roman"/>
+          <w:sz w:val="32"/>
+          <w:szCs w:val="32"/>
+        </w:rPr>
         <w:tab/>
       </w:r>
     </w:p>
@@ -876,6 +1087,1340 @@
           <w:szCs w:val="28"/>
         </w:rPr>
       </w:pPr>
+      <w:r>
+        <w:rPr>
+          <w:rFonts w:ascii="Times New Roman" w:hAnsi="Times New Roman" w:cs="Times New Roman"/>
+          <w:sz w:val="28"/>
+          <w:szCs w:val="28"/>
+        </w:rPr>
+        <w:t xml:space="preserve">2) </w:t>
+      </w:r>
+      <w:r>
+        <w:rPr>
+          <w:rFonts w:ascii="Times New Roman" w:hAnsi="Times New Roman" w:cs="Times New Roman"/>
+          <w:sz w:val="28"/>
+          <w:szCs w:val="28"/>
+        </w:rPr>
+        <w:t>Написание кода в соответствии со структурой диаграммы</w:t>
+      </w:r>
+    </w:p>
+    <w:p>
+      <w:pPr>
+        <w:spacing w:after="0" w:line="360" w:lineRule="auto"/>
+        <w:rPr>
+          <w:rFonts w:ascii="Times New Roman" w:hAnsi="Times New Roman" w:cs="Times New Roman"/>
+          <w:sz w:val="28"/>
+          <w:szCs w:val="28"/>
+        </w:rPr>
+      </w:pPr>
+      <w:r>
+        <w:rPr>
+          <w:rFonts w:ascii="Times New Roman" w:hAnsi="Times New Roman" w:cs="Times New Roman"/>
+          <w:sz w:val="28"/>
+          <w:szCs w:val="28"/>
+        </w:rPr>
+        <w:drawing>
+          <wp:inline distT="0" distB="0" distL="0" distR="0" wp14:anchorId="4450E166" wp14:editId="48EBE927">
+            <wp:extent cx="3085106" cy="4159693"/>
+            <wp:effectExtent l="0" t="0" r="1270" b="0"/>
+            <wp:docPr id="1474213111" name="Рисунок 1" descr="Изображение выглядит как текст, снимок экрана, программное обеспечение"/>
+            <wp:cNvGraphicFramePr>
+              <a:graphicFrameLocks xmlns:a="http://schemas.openxmlformats.org/drawingml/2006/main" noChangeAspect="1"/>
+            </wp:cNvGraphicFramePr>
+            <a:graphic xmlns:a="http://schemas.openxmlformats.org/drawingml/2006/main">
+              <a:graphicData uri="http://schemas.openxmlformats.org/drawingml/2006/picture">
+                <pic:pic xmlns:pic="http://schemas.openxmlformats.org/drawingml/2006/picture">
+                  <pic:nvPicPr>
+                    <pic:cNvPr id="1474213111" name="Рисунок 1" descr="Изображение выглядит как текст, снимок экрана, программное обеспечение"/>
+                    <pic:cNvPicPr/>
+                  </pic:nvPicPr>
+                  <pic:blipFill>
+                    <a:blip r:embed="rId9"/>
+                    <a:stretch>
+                      <a:fillRect/>
+                    </a:stretch>
+                  </pic:blipFill>
+                  <pic:spPr>
+                    <a:xfrm>
+                      <a:off x="0" y="0"/>
+                      <a:ext cx="3094500" cy="4172359"/>
+                    </a:xfrm>
+                    <a:prstGeom prst="rect">
+                      <a:avLst/>
+                    </a:prstGeom>
+                  </pic:spPr>
+                </pic:pic>
+              </a:graphicData>
+            </a:graphic>
+          </wp:inline>
+        </w:drawing>
+      </w:r>
+    </w:p>
+    <w:p>
+      <w:pPr>
+        <w:spacing w:after="0" w:line="360" w:lineRule="auto"/>
+        <w:rPr>
+          <w:rFonts w:ascii="Times New Roman" w:hAnsi="Times New Roman" w:cs="Times New Roman"/>
+          <w:sz w:val="28"/>
+          <w:szCs w:val="28"/>
+          <w:lang w:val="en-US"/>
+        </w:rPr>
+      </w:pPr>
+    </w:p>
+    <w:p>
+      <w:pPr>
+        <w:spacing w:after="0" w:line="360" w:lineRule="auto"/>
+        <w:rPr>
+          <w:rFonts w:ascii="Times New Roman" w:hAnsi="Times New Roman" w:cs="Times New Roman"/>
+          <w:sz w:val="28"/>
+          <w:szCs w:val="28"/>
+        </w:rPr>
+      </w:pPr>
+      <w:r>
+        <w:rPr>
+          <w:rFonts w:ascii="Times New Roman" w:hAnsi="Times New Roman" w:cs="Times New Roman"/>
+          <w:sz w:val="28"/>
+          <w:szCs w:val="28"/>
+        </w:rPr>
+        <w:lastRenderedPageBreak/>
+        <w:t xml:space="preserve">3) </w:t>
+      </w:r>
+      <w:r>
+        <w:rPr>
+          <w:rFonts w:ascii="Times New Roman" w:hAnsi="Times New Roman" w:cs="Times New Roman"/>
+          <w:sz w:val="28"/>
+          <w:szCs w:val="28"/>
+        </w:rPr>
+        <w:t>Написать метод с помощью искусственного интеллекта.</w:t>
+      </w:r>
+    </w:p>
+    <w:p>
+      <w:pPr>
+        <w:spacing w:after="0" w:line="360" w:lineRule="auto"/>
+        <w:rPr>
+          <w:rFonts w:ascii="Times New Roman" w:hAnsi="Times New Roman" w:cs="Times New Roman"/>
+          <w:sz w:val="28"/>
+          <w:szCs w:val="28"/>
+        </w:rPr>
+      </w:pPr>
+      <w:r>
+        <w:rPr>
+          <w:rFonts w:ascii="Times New Roman" w:hAnsi="Times New Roman" w:cs="Times New Roman"/>
+          <w:sz w:val="28"/>
+          <w:szCs w:val="28"/>
+        </w:rPr>
+        <w:t>Я выбрал метод для заполнения массива бутылок случайными бутылками.</w:t>
+      </w:r>
+    </w:p>
+    <w:p>
+      <w:pPr>
+        <w:spacing w:after="0" w:line="360" w:lineRule="auto"/>
+        <w:rPr>
+          <w:rFonts w:ascii="Times New Roman" w:hAnsi="Times New Roman" w:cs="Times New Roman"/>
+          <w:sz w:val="28"/>
+          <w:szCs w:val="28"/>
+        </w:rPr>
+      </w:pPr>
+      <w:r>
+        <w:rPr>
+          <w:rFonts w:ascii="Times New Roman" w:hAnsi="Times New Roman" w:cs="Times New Roman"/>
+          <w:sz w:val="28"/>
+          <w:szCs w:val="28"/>
+        </w:rPr>
+        <w:t>«</w:t>
+      </w:r>
+      <w:r>
+        <w:rPr>
+          <w:rFonts w:ascii="Times New Roman" w:hAnsi="Times New Roman" w:cs="Times New Roman"/>
+          <w:sz w:val="28"/>
+          <w:szCs w:val="28"/>
+        </w:rPr>
+        <w:t>у меня есть Record</w:t>
+      </w:r>
+    </w:p>
+    <w:p>
+      <w:pPr>
+        <w:spacing w:after="0" w:line="360" w:lineRule="auto"/>
+        <w:rPr>
+          <w:rFonts w:ascii="Times New Roman" w:hAnsi="Times New Roman" w:cs="Times New Roman"/>
+          <w:sz w:val="28"/>
+          <w:szCs w:val="28"/>
+        </w:rPr>
+      </w:pPr>
+      <w:r>
+        <w:rPr>
+          <w:rFonts w:ascii="Times New Roman" w:hAnsi="Times New Roman" w:cs="Times New Roman"/>
+          <w:sz w:val="28"/>
+          <w:szCs w:val="28"/>
+        </w:rPr>
+        <w:t xml:space="preserve">public record Bottle(Types type, float volume) { </w:t>
+      </w:r>
+    </w:p>
+    <w:p>
+      <w:pPr>
+        <w:spacing w:after="0" w:line="360" w:lineRule="auto"/>
+        <w:rPr>
+          <w:rFonts w:ascii="Times New Roman" w:hAnsi="Times New Roman" w:cs="Times New Roman"/>
+          <w:sz w:val="28"/>
+          <w:szCs w:val="28"/>
+        </w:rPr>
+      </w:pPr>
+      <w:r>
+        <w:rPr>
+          <w:rFonts w:ascii="Times New Roman" w:hAnsi="Times New Roman" w:cs="Times New Roman"/>
+          <w:sz w:val="28"/>
+          <w:szCs w:val="28"/>
+        </w:rPr>
+        <w:t>public Types getName(){ return this.type; }</w:t>
+      </w:r>
+    </w:p>
+    <w:p>
+      <w:pPr>
+        <w:spacing w:after="0" w:line="360" w:lineRule="auto"/>
+        <w:rPr>
+          <w:rFonts w:ascii="Times New Roman" w:hAnsi="Times New Roman" w:cs="Times New Roman"/>
+          <w:sz w:val="28"/>
+          <w:szCs w:val="28"/>
+        </w:rPr>
+      </w:pPr>
+      <w:r>
+        <w:rPr>
+          <w:rFonts w:ascii="Times New Roman" w:hAnsi="Times New Roman" w:cs="Times New Roman"/>
+          <w:sz w:val="28"/>
+          <w:szCs w:val="28"/>
+        </w:rPr>
+        <w:t>}</w:t>
+      </w:r>
+    </w:p>
+    <w:p>
+      <w:pPr>
+        <w:spacing w:after="0" w:line="360" w:lineRule="auto"/>
+        <w:rPr>
+          <w:rFonts w:ascii="Times New Roman" w:hAnsi="Times New Roman" w:cs="Times New Roman"/>
+          <w:sz w:val="28"/>
+          <w:szCs w:val="28"/>
+        </w:rPr>
+      </w:pPr>
+      <w:r>
+        <w:rPr>
+          <w:rFonts w:ascii="Times New Roman" w:hAnsi="Times New Roman" w:cs="Times New Roman"/>
+          <w:sz w:val="28"/>
+          <w:szCs w:val="28"/>
+        </w:rPr>
+        <w:t>и enum Types { Chernogolovka, Borjomi, SaintSpring}</w:t>
+      </w:r>
+    </w:p>
+    <w:p>
+      <w:pPr>
+        <w:spacing w:after="0" w:line="360" w:lineRule="auto"/>
+        <w:rPr>
+          <w:rFonts w:ascii="Times New Roman" w:hAnsi="Times New Roman" w:cs="Times New Roman"/>
+          <w:sz w:val="28"/>
+          <w:szCs w:val="28"/>
+        </w:rPr>
+      </w:pPr>
+      <w:r>
+        <w:rPr>
+          <w:rFonts w:ascii="Times New Roman" w:hAnsi="Times New Roman" w:cs="Times New Roman"/>
+          <w:sz w:val="28"/>
+          <w:szCs w:val="28"/>
+        </w:rPr>
+        <w:t>Нужно написать метод для заполнения массива из десяти элементов бутылками с рандомным типом и рандомным объемом от 0 до 1</w:t>
+      </w:r>
+      <w:r>
+        <w:rPr>
+          <w:rFonts w:ascii="Times New Roman" w:hAnsi="Times New Roman" w:cs="Times New Roman"/>
+          <w:sz w:val="28"/>
+          <w:szCs w:val="28"/>
+        </w:rPr>
+        <w:t>»</w:t>
+      </w:r>
+    </w:p>
+    <w:p>
+      <w:pPr>
+        <w:spacing w:after="0" w:line="360" w:lineRule="auto"/>
+        <w:rPr>
+          <w:rFonts w:ascii="Times New Roman" w:hAnsi="Times New Roman" w:cs="Times New Roman"/>
+          <w:sz w:val="28"/>
+          <w:szCs w:val="28"/>
+          <w:lang w:val="en-US"/>
+        </w:rPr>
+      </w:pPr>
+      <w:r>
+        <w:rPr>
+          <w:rFonts w:ascii="Times New Roman" w:hAnsi="Times New Roman" w:cs="Times New Roman"/>
+          <w:sz w:val="28"/>
+          <w:szCs w:val="28"/>
+        </w:rPr>
+        <w:t xml:space="preserve">1. Решение </w:t>
+      </w:r>
+      <w:r>
+        <w:rPr>
+          <w:rFonts w:ascii="Times New Roman" w:hAnsi="Times New Roman" w:cs="Times New Roman"/>
+          <w:sz w:val="28"/>
+          <w:szCs w:val="28"/>
+          <w:lang w:val="en-US"/>
+        </w:rPr>
+        <w:t>ChatGPT</w:t>
+      </w:r>
+      <w:r>
+        <w:rPr>
+          <w:rFonts w:ascii="Times New Roman" w:hAnsi="Times New Roman" w:cs="Times New Roman"/>
+          <w:sz w:val="28"/>
+          <w:szCs w:val="28"/>
+        </w:rPr>
+        <w:t xml:space="preserve"> </w:t>
+      </w:r>
+      <w:r>
+        <w:rPr>
+          <w:rFonts w:ascii="Times New Roman" w:hAnsi="Times New Roman" w:cs="Times New Roman"/>
+          <w:sz w:val="28"/>
+          <w:szCs w:val="28"/>
+        </w:rPr>
+        <w:t>оказалось схожим с моим</w:t>
+      </w:r>
+      <w:r>
+        <w:rPr>
+          <w:rFonts w:ascii="Times New Roman" w:hAnsi="Times New Roman" w:cs="Times New Roman"/>
+          <w:sz w:val="28"/>
+          <w:szCs w:val="28"/>
+        </w:rPr>
+        <w:t>:</w:t>
+      </w:r>
+    </w:p>
+    <w:p>
+      <w:pPr>
+        <w:spacing w:after="0" w:line="360" w:lineRule="auto"/>
+        <w:rPr>
+          <w:rFonts w:ascii="Times New Roman" w:hAnsi="Times New Roman" w:cs="Times New Roman"/>
+          <w:sz w:val="28"/>
+          <w:szCs w:val="28"/>
+          <w:lang w:val="en-US"/>
+        </w:rPr>
+      </w:pPr>
+      <w:r>
+        <w:rPr>
+          <w:rFonts w:ascii="Times New Roman" w:hAnsi="Times New Roman" w:cs="Times New Roman"/>
+          <w:sz w:val="28"/>
+          <w:szCs w:val="28"/>
+          <w:lang w:val="en-US"/>
+        </w:rPr>
+        <w:t>import java.util.Random;</w:t>
+      </w:r>
+    </w:p>
+    <w:p>
+      <w:pPr>
+        <w:spacing w:after="0" w:line="240" w:lineRule="auto"/>
+        <w:rPr>
+          <w:rFonts w:ascii="Times New Roman" w:hAnsi="Times New Roman" w:cs="Times New Roman"/>
+          <w:sz w:val="28"/>
+          <w:szCs w:val="28"/>
+          <w:lang w:val="en-US"/>
+        </w:rPr>
+      </w:pPr>
+      <w:r>
+        <w:rPr>
+          <w:rFonts w:ascii="Times New Roman" w:hAnsi="Times New Roman" w:cs="Times New Roman"/>
+          <w:sz w:val="28"/>
+          <w:szCs w:val="28"/>
+          <w:lang w:val="en-US"/>
+        </w:rPr>
+        <w:t>public class Main {</w:t>
+      </w:r>
+    </w:p>
+    <w:p>
+      <w:pPr>
+        <w:spacing w:after="0" w:line="240" w:lineRule="auto"/>
+        <w:rPr>
+          <w:rFonts w:ascii="Times New Roman" w:hAnsi="Times New Roman" w:cs="Times New Roman"/>
+          <w:sz w:val="28"/>
+          <w:szCs w:val="28"/>
+          <w:lang w:val="en-US"/>
+        </w:rPr>
+      </w:pPr>
+      <w:r>
+        <w:rPr>
+          <w:rFonts w:ascii="Times New Roman" w:hAnsi="Times New Roman" w:cs="Times New Roman"/>
+          <w:sz w:val="28"/>
+          <w:szCs w:val="28"/>
+          <w:lang w:val="en-US"/>
+        </w:rPr>
+        <w:t xml:space="preserve">    public static void main(String[] args) {</w:t>
+      </w:r>
+    </w:p>
+    <w:p>
+      <w:pPr>
+        <w:spacing w:after="0" w:line="240" w:lineRule="auto"/>
+        <w:rPr>
+          <w:rFonts w:ascii="Times New Roman" w:hAnsi="Times New Roman" w:cs="Times New Roman"/>
+          <w:sz w:val="28"/>
+          <w:szCs w:val="28"/>
+          <w:lang w:val="en-US"/>
+        </w:rPr>
+      </w:pPr>
+      <w:r>
+        <w:rPr>
+          <w:rFonts w:ascii="Times New Roman" w:hAnsi="Times New Roman" w:cs="Times New Roman"/>
+          <w:sz w:val="28"/>
+          <w:szCs w:val="28"/>
+          <w:lang w:val="en-US"/>
+        </w:rPr>
+        <w:t xml:space="preserve">        Bottle[] bottles = createRandomBottles(10);</w:t>
+      </w:r>
+    </w:p>
+    <w:p>
+      <w:pPr>
+        <w:spacing w:after="0" w:line="240" w:lineRule="auto"/>
+        <w:rPr>
+          <w:rFonts w:ascii="Times New Roman" w:hAnsi="Times New Roman" w:cs="Times New Roman"/>
+          <w:sz w:val="28"/>
+          <w:szCs w:val="28"/>
+          <w:lang w:val="en-US"/>
+        </w:rPr>
+      </w:pPr>
+      <w:r>
+        <w:rPr>
+          <w:rFonts w:ascii="Times New Roman" w:hAnsi="Times New Roman" w:cs="Times New Roman"/>
+          <w:sz w:val="28"/>
+          <w:szCs w:val="28"/>
+          <w:lang w:val="en-US"/>
+        </w:rPr>
+        <w:t xml:space="preserve">        for (Bottle b : bottles) {</w:t>
+      </w:r>
+    </w:p>
+    <w:p>
+      <w:pPr>
+        <w:spacing w:after="0" w:line="240" w:lineRule="auto"/>
+        <w:rPr>
+          <w:rFonts w:ascii="Times New Roman" w:hAnsi="Times New Roman" w:cs="Times New Roman"/>
+          <w:sz w:val="28"/>
+          <w:szCs w:val="28"/>
+          <w:lang w:val="en-US"/>
+        </w:rPr>
+      </w:pPr>
+      <w:r>
+        <w:rPr>
+          <w:rFonts w:ascii="Times New Roman" w:hAnsi="Times New Roman" w:cs="Times New Roman"/>
+          <w:sz w:val="28"/>
+          <w:szCs w:val="28"/>
+          <w:lang w:val="en-US"/>
+        </w:rPr>
+        <w:t xml:space="preserve">            System.out.println(b);</w:t>
+      </w:r>
+    </w:p>
+    <w:p>
+      <w:pPr>
+        <w:spacing w:after="0" w:line="240" w:lineRule="auto"/>
+        <w:rPr>
+          <w:rFonts w:ascii="Times New Roman" w:hAnsi="Times New Roman" w:cs="Times New Roman"/>
+          <w:sz w:val="28"/>
+          <w:szCs w:val="28"/>
+          <w:lang w:val="en-US"/>
+        </w:rPr>
+      </w:pPr>
+      <w:r>
+        <w:rPr>
+          <w:rFonts w:ascii="Times New Roman" w:hAnsi="Times New Roman" w:cs="Times New Roman"/>
+          <w:sz w:val="28"/>
+          <w:szCs w:val="28"/>
+          <w:lang w:val="en-US"/>
+        </w:rPr>
+        <w:t xml:space="preserve">        }</w:t>
+      </w:r>
+    </w:p>
+    <w:p>
+      <w:pPr>
+        <w:spacing w:after="0" w:line="240" w:lineRule="auto"/>
+        <w:rPr>
+          <w:rFonts w:ascii="Times New Roman" w:hAnsi="Times New Roman" w:cs="Times New Roman"/>
+          <w:sz w:val="28"/>
+          <w:szCs w:val="28"/>
+          <w:lang w:val="en-US"/>
+        </w:rPr>
+      </w:pPr>
+      <w:r>
+        <w:rPr>
+          <w:rFonts w:ascii="Times New Roman" w:hAnsi="Times New Roman" w:cs="Times New Roman"/>
+          <w:sz w:val="28"/>
+          <w:szCs w:val="28"/>
+          <w:lang w:val="en-US"/>
+        </w:rPr>
+        <w:t xml:space="preserve">    }</w:t>
+      </w:r>
+    </w:p>
+    <w:p>
+      <w:pPr>
+        <w:spacing w:after="0" w:line="240" w:lineRule="auto"/>
+        <w:rPr>
+          <w:rFonts w:ascii="Times New Roman" w:hAnsi="Times New Roman" w:cs="Times New Roman"/>
+          <w:sz w:val="28"/>
+          <w:szCs w:val="28"/>
+          <w:lang w:val="en-US"/>
+        </w:rPr>
+      </w:pPr>
+      <w:r>
+        <w:rPr>
+          <w:rFonts w:ascii="Times New Roman" w:hAnsi="Times New Roman" w:cs="Times New Roman"/>
+          <w:sz w:val="28"/>
+          <w:szCs w:val="28"/>
+          <w:lang w:val="en-US"/>
+        </w:rPr>
+        <w:t xml:space="preserve">    public static Bottle[] createRandomBottles(int size) {</w:t>
+      </w:r>
+    </w:p>
+    <w:p>
+      <w:pPr>
+        <w:spacing w:after="0" w:line="240" w:lineRule="auto"/>
+        <w:rPr>
+          <w:rFonts w:ascii="Times New Roman" w:hAnsi="Times New Roman" w:cs="Times New Roman"/>
+          <w:sz w:val="28"/>
+          <w:szCs w:val="28"/>
+          <w:lang w:val="en-US"/>
+        </w:rPr>
+      </w:pPr>
+      <w:r>
+        <w:rPr>
+          <w:rFonts w:ascii="Times New Roman" w:hAnsi="Times New Roman" w:cs="Times New Roman"/>
+          <w:sz w:val="28"/>
+          <w:szCs w:val="28"/>
+          <w:lang w:val="en-US"/>
+        </w:rPr>
+        <w:t xml:space="preserve">        Bottle[] bottles = new Bottle[size];</w:t>
+      </w:r>
+    </w:p>
+    <w:p>
+      <w:pPr>
+        <w:spacing w:after="0" w:line="240" w:lineRule="auto"/>
+        <w:rPr>
+          <w:rFonts w:ascii="Times New Roman" w:hAnsi="Times New Roman" w:cs="Times New Roman"/>
+          <w:sz w:val="28"/>
+          <w:szCs w:val="28"/>
+          <w:lang w:val="en-US"/>
+        </w:rPr>
+      </w:pPr>
+      <w:r>
+        <w:rPr>
+          <w:rFonts w:ascii="Times New Roman" w:hAnsi="Times New Roman" w:cs="Times New Roman"/>
+          <w:sz w:val="28"/>
+          <w:szCs w:val="28"/>
+          <w:lang w:val="en-US"/>
+        </w:rPr>
+        <w:t xml:space="preserve">        Random rand = new Random();</w:t>
+      </w:r>
+    </w:p>
+    <w:p>
+      <w:pPr>
+        <w:spacing w:after="0" w:line="240" w:lineRule="auto"/>
+        <w:rPr>
+          <w:rFonts w:ascii="Times New Roman" w:hAnsi="Times New Roman" w:cs="Times New Roman"/>
+          <w:sz w:val="28"/>
+          <w:szCs w:val="28"/>
+          <w:lang w:val="en-US"/>
+        </w:rPr>
+      </w:pPr>
+      <w:r>
+        <w:rPr>
+          <w:rFonts w:ascii="Times New Roman" w:hAnsi="Times New Roman" w:cs="Times New Roman"/>
+          <w:sz w:val="28"/>
+          <w:szCs w:val="28"/>
+          <w:lang w:val="en-US"/>
+        </w:rPr>
+        <w:t xml:space="preserve">        Types[] types = Types.values();</w:t>
+      </w:r>
+    </w:p>
+    <w:p>
+      <w:pPr>
+        <w:spacing w:after="0" w:line="240" w:lineRule="auto"/>
+        <w:rPr>
+          <w:rFonts w:ascii="Times New Roman" w:hAnsi="Times New Roman" w:cs="Times New Roman"/>
+          <w:sz w:val="28"/>
+          <w:szCs w:val="28"/>
+          <w:lang w:val="en-US"/>
+        </w:rPr>
+      </w:pPr>
+      <w:r>
+        <w:rPr>
+          <w:rFonts w:ascii="Times New Roman" w:hAnsi="Times New Roman" w:cs="Times New Roman"/>
+          <w:sz w:val="28"/>
+          <w:szCs w:val="28"/>
+          <w:lang w:val="en-US"/>
+        </w:rPr>
+        <w:t xml:space="preserve">        for (int i = 0; i &lt; size; i++) {</w:t>
+      </w:r>
+    </w:p>
+    <w:p>
+      <w:pPr>
+        <w:spacing w:after="0" w:line="240" w:lineRule="auto"/>
+        <w:rPr>
+          <w:rFonts w:ascii="Times New Roman" w:hAnsi="Times New Roman" w:cs="Times New Roman"/>
+          <w:sz w:val="28"/>
+          <w:szCs w:val="28"/>
+          <w:lang w:val="en-US"/>
+        </w:rPr>
+      </w:pPr>
+      <w:r>
+        <w:rPr>
+          <w:rFonts w:ascii="Times New Roman" w:hAnsi="Times New Roman" w:cs="Times New Roman"/>
+          <w:sz w:val="28"/>
+          <w:szCs w:val="28"/>
+          <w:lang w:val="en-US"/>
+        </w:rPr>
+        <w:t xml:space="preserve">            // Выбираем случайный тип</w:t>
+      </w:r>
+    </w:p>
+    <w:p>
+      <w:pPr>
+        <w:spacing w:after="0" w:line="240" w:lineRule="auto"/>
+        <w:rPr>
+          <w:rFonts w:ascii="Times New Roman" w:hAnsi="Times New Roman" w:cs="Times New Roman"/>
+          <w:sz w:val="28"/>
+          <w:szCs w:val="28"/>
+          <w:lang w:val="en-US"/>
+        </w:rPr>
+      </w:pPr>
+      <w:r>
+        <w:rPr>
+          <w:rFonts w:ascii="Times New Roman" w:hAnsi="Times New Roman" w:cs="Times New Roman"/>
+          <w:sz w:val="28"/>
+          <w:szCs w:val="28"/>
+          <w:lang w:val="en-US"/>
+        </w:rPr>
+        <w:t xml:space="preserve">            Types randomType = types[rand.nextInt(types.length)];</w:t>
+      </w:r>
+    </w:p>
+    <w:p>
+      <w:pPr>
+        <w:spacing w:after="0" w:line="240" w:lineRule="auto"/>
+        <w:rPr>
+          <w:rFonts w:ascii="Times New Roman" w:hAnsi="Times New Roman" w:cs="Times New Roman"/>
+          <w:sz w:val="28"/>
+          <w:szCs w:val="28"/>
+        </w:rPr>
+      </w:pPr>
+      <w:r>
+        <w:rPr>
+          <w:rFonts w:ascii="Times New Roman" w:hAnsi="Times New Roman" w:cs="Times New Roman"/>
+          <w:sz w:val="28"/>
+          <w:szCs w:val="28"/>
+          <w:lang w:val="en-US"/>
+        </w:rPr>
+        <w:t xml:space="preserve">            </w:t>
+      </w:r>
+      <w:r>
+        <w:rPr>
+          <w:rFonts w:ascii="Times New Roman" w:hAnsi="Times New Roman" w:cs="Times New Roman"/>
+          <w:sz w:val="28"/>
+          <w:szCs w:val="28"/>
+        </w:rPr>
+        <w:t>// Генерируем случайный объем от 0 до 1</w:t>
+      </w:r>
+    </w:p>
+    <w:p>
+      <w:pPr>
+        <w:spacing w:after="0" w:line="240" w:lineRule="auto"/>
+        <w:rPr>
+          <w:rFonts w:ascii="Times New Roman" w:hAnsi="Times New Roman" w:cs="Times New Roman"/>
+          <w:sz w:val="28"/>
+          <w:szCs w:val="28"/>
+          <w:lang w:val="en-US"/>
+        </w:rPr>
+      </w:pPr>
+      <w:r>
+        <w:rPr>
+          <w:rFonts w:ascii="Times New Roman" w:hAnsi="Times New Roman" w:cs="Times New Roman"/>
+          <w:sz w:val="28"/>
+          <w:szCs w:val="28"/>
+        </w:rPr>
+        <w:t xml:space="preserve">            </w:t>
+      </w:r>
+      <w:r>
+        <w:rPr>
+          <w:rFonts w:ascii="Times New Roman" w:hAnsi="Times New Roman" w:cs="Times New Roman"/>
+          <w:sz w:val="28"/>
+          <w:szCs w:val="28"/>
+          <w:lang w:val="en-US"/>
+        </w:rPr>
+        <w:t>float volume = rand.nextFloat();</w:t>
+      </w:r>
+    </w:p>
+    <w:p>
+      <w:pPr>
+        <w:spacing w:after="0" w:line="240" w:lineRule="auto"/>
+        <w:rPr>
+          <w:rFonts w:ascii="Times New Roman" w:hAnsi="Times New Roman" w:cs="Times New Roman"/>
+          <w:sz w:val="28"/>
+          <w:szCs w:val="28"/>
+          <w:lang w:val="en-US"/>
+        </w:rPr>
+      </w:pPr>
+      <w:r>
+        <w:rPr>
+          <w:rFonts w:ascii="Times New Roman" w:hAnsi="Times New Roman" w:cs="Times New Roman"/>
+          <w:sz w:val="28"/>
+          <w:szCs w:val="28"/>
+          <w:lang w:val="en-US"/>
+        </w:rPr>
+        <w:t xml:space="preserve">            // Создаем бутылку</w:t>
+      </w:r>
+    </w:p>
+    <w:p>
+      <w:pPr>
+        <w:spacing w:after="0" w:line="240" w:lineRule="auto"/>
+        <w:rPr>
+          <w:rFonts w:ascii="Times New Roman" w:hAnsi="Times New Roman" w:cs="Times New Roman"/>
+          <w:sz w:val="28"/>
+          <w:szCs w:val="28"/>
+          <w:lang w:val="en-US"/>
+        </w:rPr>
+      </w:pPr>
+      <w:r>
+        <w:rPr>
+          <w:rFonts w:ascii="Times New Roman" w:hAnsi="Times New Roman" w:cs="Times New Roman"/>
+          <w:sz w:val="28"/>
+          <w:szCs w:val="28"/>
+          <w:lang w:val="en-US"/>
+        </w:rPr>
+        <w:t xml:space="preserve">            bottles[i] = new Bottle(randomType, volume);</w:t>
+      </w:r>
+    </w:p>
+    <w:p>
+      <w:pPr>
+        <w:spacing w:after="0" w:line="240" w:lineRule="auto"/>
+        <w:rPr>
+          <w:rFonts w:ascii="Times New Roman" w:hAnsi="Times New Roman" w:cs="Times New Roman"/>
+          <w:sz w:val="28"/>
+          <w:szCs w:val="28"/>
+          <w:lang w:val="en-US"/>
+        </w:rPr>
+      </w:pPr>
+      <w:r>
+        <w:rPr>
+          <w:rFonts w:ascii="Times New Roman" w:hAnsi="Times New Roman" w:cs="Times New Roman"/>
+          <w:sz w:val="28"/>
+          <w:szCs w:val="28"/>
+          <w:lang w:val="en-US"/>
+        </w:rPr>
+        <w:t xml:space="preserve">        }</w:t>
+      </w:r>
+    </w:p>
+    <w:p>
+      <w:pPr>
+        <w:spacing w:after="0" w:line="240" w:lineRule="auto"/>
+        <w:rPr>
+          <w:rFonts w:ascii="Times New Roman" w:hAnsi="Times New Roman" w:cs="Times New Roman"/>
+          <w:sz w:val="28"/>
+          <w:szCs w:val="28"/>
+          <w:lang w:val="en-US"/>
+        </w:rPr>
+      </w:pPr>
+      <w:r>
+        <w:rPr>
+          <w:rFonts w:ascii="Times New Roman" w:hAnsi="Times New Roman" w:cs="Times New Roman"/>
+          <w:sz w:val="28"/>
+          <w:szCs w:val="28"/>
+          <w:lang w:val="en-US"/>
+        </w:rPr>
+        <w:t xml:space="preserve">        return bottles;</w:t>
+      </w:r>
+    </w:p>
+    <w:p>
+      <w:pPr>
+        <w:spacing w:after="0" w:line="240" w:lineRule="auto"/>
+        <w:rPr>
+          <w:rFonts w:ascii="Times New Roman" w:hAnsi="Times New Roman" w:cs="Times New Roman"/>
+          <w:sz w:val="28"/>
+          <w:szCs w:val="28"/>
+          <w:lang w:val="en-US"/>
+        </w:rPr>
+      </w:pPr>
+      <w:r>
+        <w:rPr>
+          <w:rFonts w:ascii="Times New Roman" w:hAnsi="Times New Roman" w:cs="Times New Roman"/>
+          <w:sz w:val="28"/>
+          <w:szCs w:val="28"/>
+          <w:lang w:val="en-US"/>
+        </w:rPr>
+        <w:t xml:space="preserve">    }</w:t>
+      </w:r>
+    </w:p>
+    <w:p>
+      <w:pPr>
+        <w:spacing w:after="0" w:line="240" w:lineRule="auto"/>
+        <w:rPr>
+          <w:rFonts w:ascii="Times New Roman" w:hAnsi="Times New Roman" w:cs="Times New Roman"/>
+          <w:sz w:val="28"/>
+          <w:szCs w:val="28"/>
+          <w:lang w:val="en-US"/>
+        </w:rPr>
+      </w:pPr>
+      <w:r>
+        <w:rPr>
+          <w:rFonts w:ascii="Times New Roman" w:hAnsi="Times New Roman" w:cs="Times New Roman"/>
+          <w:sz w:val="28"/>
+          <w:szCs w:val="28"/>
+          <w:lang w:val="en-US"/>
+        </w:rPr>
+        <w:t>}</w:t>
+      </w:r>
+    </w:p>
+    <w:p>
+      <w:pPr>
+        <w:spacing w:after="0" w:line="240" w:lineRule="auto"/>
+        <w:rPr>
+          <w:rFonts w:ascii="Times New Roman" w:hAnsi="Times New Roman" w:cs="Times New Roman"/>
+          <w:sz w:val="28"/>
+          <w:szCs w:val="28"/>
+        </w:rPr>
+      </w:pPr>
+    </w:p>
+    <w:p>
+      <w:pPr>
+        <w:spacing w:after="0" w:line="240" w:lineRule="auto"/>
+        <w:rPr>
+          <w:rFonts w:ascii="Times New Roman" w:hAnsi="Times New Roman" w:cs="Times New Roman"/>
+          <w:sz w:val="28"/>
+          <w:szCs w:val="28"/>
+        </w:rPr>
+      </w:pPr>
+    </w:p>
+    <w:p>
+      <w:pPr>
+        <w:spacing w:after="0" w:line="240" w:lineRule="auto"/>
+        <w:rPr>
+          <w:rFonts w:ascii="Times New Roman" w:hAnsi="Times New Roman" w:cs="Times New Roman"/>
+          <w:sz w:val="28"/>
+          <w:szCs w:val="28"/>
+        </w:rPr>
+      </w:pPr>
+    </w:p>
+    <w:p>
+      <w:pPr>
+        <w:spacing w:after="0" w:line="240" w:lineRule="auto"/>
+        <w:rPr>
+          <w:rFonts w:ascii="Times New Roman" w:hAnsi="Times New Roman" w:cs="Times New Roman"/>
+          <w:sz w:val="28"/>
+          <w:szCs w:val="28"/>
+        </w:rPr>
+      </w:pPr>
+    </w:p>
+    <w:p>
+      <w:pPr>
+        <w:spacing w:after="0" w:line="240" w:lineRule="auto"/>
+        <w:rPr>
+          <w:rFonts w:ascii="Times New Roman" w:hAnsi="Times New Roman" w:cs="Times New Roman"/>
+          <w:sz w:val="28"/>
+          <w:szCs w:val="28"/>
+        </w:rPr>
+      </w:pPr>
+    </w:p>
+    <w:p>
+      <w:pPr>
+        <w:spacing w:after="0" w:line="240" w:lineRule="auto"/>
+        <w:rPr>
+          <w:rFonts w:ascii="Times New Roman" w:hAnsi="Times New Roman" w:cs="Times New Roman"/>
+          <w:sz w:val="28"/>
+          <w:szCs w:val="28"/>
+        </w:rPr>
+      </w:pPr>
+      <w:r>
+        <w:rPr>
+          <w:rFonts w:ascii="Times New Roman" w:hAnsi="Times New Roman" w:cs="Times New Roman"/>
+          <w:sz w:val="28"/>
+          <w:szCs w:val="28"/>
+        </w:rPr>
+        <w:lastRenderedPageBreak/>
+        <w:t xml:space="preserve">2. </w:t>
+      </w:r>
+      <w:r>
+        <w:rPr>
+          <w:rFonts w:ascii="Times New Roman" w:hAnsi="Times New Roman" w:cs="Times New Roman"/>
+          <w:sz w:val="28"/>
+          <w:szCs w:val="28"/>
+          <w:lang w:val="en-US"/>
+        </w:rPr>
+        <w:t>DeepSeek</w:t>
+      </w:r>
+      <w:r>
+        <w:rPr>
+          <w:rFonts w:ascii="Times New Roman" w:hAnsi="Times New Roman" w:cs="Times New Roman"/>
+          <w:sz w:val="28"/>
+          <w:szCs w:val="28"/>
+        </w:rPr>
+        <w:t xml:space="preserve"> </w:t>
+      </w:r>
+      <w:r>
+        <w:rPr>
+          <w:rFonts w:ascii="Times New Roman" w:hAnsi="Times New Roman" w:cs="Times New Roman"/>
+          <w:sz w:val="28"/>
+          <w:szCs w:val="28"/>
+        </w:rPr>
+        <w:t xml:space="preserve">выдал похожее решение, но </w:t>
+      </w:r>
+      <w:r>
+        <w:rPr>
+          <w:rFonts w:ascii="Times New Roman" w:hAnsi="Times New Roman" w:cs="Times New Roman"/>
+          <w:sz w:val="28"/>
+          <w:szCs w:val="28"/>
+        </w:rPr>
+        <w:t>этот</w:t>
+      </w:r>
+      <w:r>
+        <w:rPr>
+          <w:rFonts w:ascii="Times New Roman" w:hAnsi="Times New Roman" w:cs="Times New Roman"/>
+          <w:sz w:val="28"/>
+          <w:szCs w:val="28"/>
+        </w:rPr>
+        <w:t xml:space="preserve"> метод возвращает массив, а не заполняет готовый</w:t>
+      </w:r>
+      <w:r>
+        <w:rPr>
+          <w:rFonts w:ascii="Times New Roman" w:hAnsi="Times New Roman" w:cs="Times New Roman"/>
+          <w:sz w:val="28"/>
+          <w:szCs w:val="28"/>
+        </w:rPr>
+        <w:t>:</w:t>
+      </w:r>
+    </w:p>
+    <w:p>
+      <w:pPr>
+        <w:spacing w:after="0" w:line="240" w:lineRule="auto"/>
+        <w:rPr>
+          <w:rFonts w:ascii="Times New Roman" w:hAnsi="Times New Roman" w:cs="Times New Roman"/>
+          <w:sz w:val="28"/>
+          <w:szCs w:val="28"/>
+          <w:lang w:val="en-US"/>
+        </w:rPr>
+      </w:pPr>
+      <w:r>
+        <w:rPr>
+          <w:rFonts w:ascii="Times New Roman" w:hAnsi="Times New Roman" w:cs="Times New Roman"/>
+          <w:sz w:val="28"/>
+          <w:szCs w:val="28"/>
+          <w:lang w:val="en-US"/>
+        </w:rPr>
+        <w:t>public static Bottle[] fillBottlesArray(int size) {</w:t>
+      </w:r>
+    </w:p>
+    <w:p>
+      <w:pPr>
+        <w:spacing w:after="0" w:line="240" w:lineRule="auto"/>
+        <w:rPr>
+          <w:rFonts w:ascii="Times New Roman" w:hAnsi="Times New Roman" w:cs="Times New Roman"/>
+          <w:sz w:val="28"/>
+          <w:szCs w:val="28"/>
+          <w:lang w:val="en-US"/>
+        </w:rPr>
+      </w:pPr>
+      <w:r>
+        <w:rPr>
+          <w:rFonts w:ascii="Times New Roman" w:hAnsi="Times New Roman" w:cs="Times New Roman"/>
+          <w:sz w:val="28"/>
+          <w:szCs w:val="28"/>
+          <w:lang w:val="en-US"/>
+        </w:rPr>
+        <w:t xml:space="preserve">    if (size &lt;= 0) {</w:t>
+      </w:r>
+    </w:p>
+    <w:p>
+      <w:pPr>
+        <w:spacing w:after="0" w:line="240" w:lineRule="auto"/>
+        <w:rPr>
+          <w:rFonts w:ascii="Times New Roman" w:hAnsi="Times New Roman" w:cs="Times New Roman"/>
+          <w:sz w:val="28"/>
+          <w:szCs w:val="28"/>
+          <w:lang w:val="en-US"/>
+        </w:rPr>
+      </w:pPr>
+      <w:r>
+        <w:rPr>
+          <w:rFonts w:ascii="Times New Roman" w:hAnsi="Times New Roman" w:cs="Times New Roman"/>
+          <w:sz w:val="28"/>
+          <w:szCs w:val="28"/>
+          <w:lang w:val="en-US"/>
+        </w:rPr>
+        <w:t xml:space="preserve">        throw new IllegalArgumentException("</w:t>
+      </w:r>
+      <w:r>
+        <w:rPr>
+          <w:rFonts w:ascii="Times New Roman" w:hAnsi="Times New Roman" w:cs="Times New Roman"/>
+          <w:sz w:val="28"/>
+          <w:szCs w:val="28"/>
+        </w:rPr>
+        <w:t>Размер</w:t>
+      </w:r>
+      <w:r>
+        <w:rPr>
+          <w:rFonts w:ascii="Times New Roman" w:hAnsi="Times New Roman" w:cs="Times New Roman"/>
+          <w:sz w:val="28"/>
+          <w:szCs w:val="28"/>
+          <w:lang w:val="en-US"/>
+        </w:rPr>
+        <w:t xml:space="preserve"> </w:t>
+      </w:r>
+      <w:r>
+        <w:rPr>
+          <w:rFonts w:ascii="Times New Roman" w:hAnsi="Times New Roman" w:cs="Times New Roman"/>
+          <w:sz w:val="28"/>
+          <w:szCs w:val="28"/>
+        </w:rPr>
+        <w:t>массива</w:t>
+      </w:r>
+      <w:r>
+        <w:rPr>
+          <w:rFonts w:ascii="Times New Roman" w:hAnsi="Times New Roman" w:cs="Times New Roman"/>
+          <w:sz w:val="28"/>
+          <w:szCs w:val="28"/>
+          <w:lang w:val="en-US"/>
+        </w:rPr>
+        <w:t xml:space="preserve"> </w:t>
+      </w:r>
+      <w:r>
+        <w:rPr>
+          <w:rFonts w:ascii="Times New Roman" w:hAnsi="Times New Roman" w:cs="Times New Roman"/>
+          <w:sz w:val="28"/>
+          <w:szCs w:val="28"/>
+        </w:rPr>
+        <w:t>должен</w:t>
+      </w:r>
+      <w:r>
+        <w:rPr>
+          <w:rFonts w:ascii="Times New Roman" w:hAnsi="Times New Roman" w:cs="Times New Roman"/>
+          <w:sz w:val="28"/>
+          <w:szCs w:val="28"/>
+          <w:lang w:val="en-US"/>
+        </w:rPr>
+        <w:t xml:space="preserve"> </w:t>
+      </w:r>
+      <w:r>
+        <w:rPr>
+          <w:rFonts w:ascii="Times New Roman" w:hAnsi="Times New Roman" w:cs="Times New Roman"/>
+          <w:sz w:val="28"/>
+          <w:szCs w:val="28"/>
+        </w:rPr>
+        <w:t>быть</w:t>
+      </w:r>
+      <w:r>
+        <w:rPr>
+          <w:rFonts w:ascii="Times New Roman" w:hAnsi="Times New Roman" w:cs="Times New Roman"/>
+          <w:sz w:val="28"/>
+          <w:szCs w:val="28"/>
+          <w:lang w:val="en-US"/>
+        </w:rPr>
+        <w:t xml:space="preserve"> </w:t>
+      </w:r>
+      <w:r>
+        <w:rPr>
+          <w:rFonts w:ascii="Times New Roman" w:hAnsi="Times New Roman" w:cs="Times New Roman"/>
+          <w:sz w:val="28"/>
+          <w:szCs w:val="28"/>
+        </w:rPr>
+        <w:t>положительным</w:t>
+      </w:r>
+      <w:r>
+        <w:rPr>
+          <w:rFonts w:ascii="Times New Roman" w:hAnsi="Times New Roman" w:cs="Times New Roman"/>
+          <w:sz w:val="28"/>
+          <w:szCs w:val="28"/>
+          <w:lang w:val="en-US"/>
+        </w:rPr>
+        <w:t xml:space="preserve"> </w:t>
+      </w:r>
+      <w:r>
+        <w:rPr>
+          <w:rFonts w:ascii="Times New Roman" w:hAnsi="Times New Roman" w:cs="Times New Roman"/>
+          <w:sz w:val="28"/>
+          <w:szCs w:val="28"/>
+        </w:rPr>
+        <w:t>числом</w:t>
+      </w:r>
+      <w:r>
+        <w:rPr>
+          <w:rFonts w:ascii="Times New Roman" w:hAnsi="Times New Roman" w:cs="Times New Roman"/>
+          <w:sz w:val="28"/>
+          <w:szCs w:val="28"/>
+          <w:lang w:val="en-US"/>
+        </w:rPr>
+        <w:t>");</w:t>
+      </w:r>
+      <w:r>
+        <w:rPr>
+          <w:rFonts w:ascii="Times New Roman" w:hAnsi="Times New Roman" w:cs="Times New Roman"/>
+          <w:sz w:val="28"/>
+          <w:szCs w:val="28"/>
+          <w:lang w:val="en-US"/>
+        </w:rPr>
+        <w:t>}</w:t>
+      </w:r>
+    </w:p>
+    <w:p>
+      <w:pPr>
+        <w:spacing w:after="0" w:line="240" w:lineRule="auto"/>
+        <w:rPr>
+          <w:rFonts w:ascii="Times New Roman" w:hAnsi="Times New Roman" w:cs="Times New Roman"/>
+          <w:sz w:val="28"/>
+          <w:szCs w:val="28"/>
+          <w:lang w:val="en-US"/>
+        </w:rPr>
+      </w:pPr>
+      <w:r>
+        <w:rPr>
+          <w:rFonts w:ascii="Times New Roman" w:hAnsi="Times New Roman" w:cs="Times New Roman"/>
+          <w:sz w:val="28"/>
+          <w:szCs w:val="28"/>
+          <w:lang w:val="en-US"/>
+        </w:rPr>
+        <w:t xml:space="preserve">    Bottle[] bottles = new Bottle[size];</w:t>
+      </w:r>
+    </w:p>
+    <w:p>
+      <w:pPr>
+        <w:spacing w:after="0" w:line="240" w:lineRule="auto"/>
+        <w:rPr>
+          <w:rFonts w:ascii="Times New Roman" w:hAnsi="Times New Roman" w:cs="Times New Roman"/>
+          <w:sz w:val="28"/>
+          <w:szCs w:val="28"/>
+          <w:lang w:val="en-US"/>
+        </w:rPr>
+      </w:pPr>
+      <w:r>
+        <w:rPr>
+          <w:rFonts w:ascii="Times New Roman" w:hAnsi="Times New Roman" w:cs="Times New Roman"/>
+          <w:sz w:val="28"/>
+          <w:szCs w:val="28"/>
+          <w:lang w:val="en-US"/>
+        </w:rPr>
+        <w:t xml:space="preserve">    Random random = new Random();</w:t>
+      </w:r>
+    </w:p>
+    <w:p>
+      <w:pPr>
+        <w:spacing w:after="0" w:line="240" w:lineRule="auto"/>
+        <w:rPr>
+          <w:rFonts w:ascii="Times New Roman" w:hAnsi="Times New Roman" w:cs="Times New Roman"/>
+          <w:sz w:val="28"/>
+          <w:szCs w:val="28"/>
+          <w:lang w:val="en-US"/>
+        </w:rPr>
+      </w:pPr>
+      <w:r>
+        <w:rPr>
+          <w:rFonts w:ascii="Times New Roman" w:hAnsi="Times New Roman" w:cs="Times New Roman"/>
+          <w:sz w:val="28"/>
+          <w:szCs w:val="28"/>
+          <w:lang w:val="en-US"/>
+        </w:rPr>
+        <w:t xml:space="preserve">    Types[] allTypes = Types.values();</w:t>
+      </w:r>
+    </w:p>
+    <w:p>
+      <w:pPr>
+        <w:spacing w:after="0" w:line="240" w:lineRule="auto"/>
+        <w:rPr>
+          <w:rFonts w:ascii="Times New Roman" w:hAnsi="Times New Roman" w:cs="Times New Roman"/>
+          <w:sz w:val="28"/>
+          <w:szCs w:val="28"/>
+          <w:lang w:val="en-US"/>
+        </w:rPr>
+      </w:pPr>
+      <w:r>
+        <w:rPr>
+          <w:rFonts w:ascii="Times New Roman" w:hAnsi="Times New Roman" w:cs="Times New Roman"/>
+          <w:sz w:val="28"/>
+          <w:szCs w:val="28"/>
+          <w:lang w:val="en-US"/>
+        </w:rPr>
+        <w:t xml:space="preserve">    for (int i = 0; i &lt; size; i++) {</w:t>
+      </w:r>
+    </w:p>
+    <w:p>
+      <w:pPr>
+        <w:spacing w:after="0" w:line="240" w:lineRule="auto"/>
+        <w:rPr>
+          <w:rFonts w:ascii="Times New Roman" w:hAnsi="Times New Roman" w:cs="Times New Roman"/>
+          <w:sz w:val="28"/>
+          <w:szCs w:val="28"/>
+          <w:lang w:val="en-US"/>
+        </w:rPr>
+      </w:pPr>
+      <w:r>
+        <w:rPr>
+          <w:rFonts w:ascii="Times New Roman" w:hAnsi="Times New Roman" w:cs="Times New Roman"/>
+          <w:sz w:val="28"/>
+          <w:szCs w:val="28"/>
+          <w:lang w:val="en-US"/>
+        </w:rPr>
+        <w:t xml:space="preserve">        Types randomType = allTypes[random.nextInt(allTypes.length)];</w:t>
+      </w:r>
+    </w:p>
+    <w:p>
+      <w:pPr>
+        <w:spacing w:after="0" w:line="240" w:lineRule="auto"/>
+        <w:rPr>
+          <w:rFonts w:ascii="Times New Roman" w:hAnsi="Times New Roman" w:cs="Times New Roman"/>
+          <w:sz w:val="28"/>
+          <w:szCs w:val="28"/>
+          <w:lang w:val="en-US"/>
+        </w:rPr>
+      </w:pPr>
+      <w:r>
+        <w:rPr>
+          <w:rFonts w:ascii="Times New Roman" w:hAnsi="Times New Roman" w:cs="Times New Roman"/>
+          <w:sz w:val="28"/>
+          <w:szCs w:val="28"/>
+          <w:lang w:val="en-US"/>
+        </w:rPr>
+        <w:t xml:space="preserve">        float randomVolume = random.nextFloat();</w:t>
+      </w:r>
+    </w:p>
+    <w:p>
+      <w:pPr>
+        <w:spacing w:after="0" w:line="240" w:lineRule="auto"/>
+        <w:rPr>
+          <w:rFonts w:ascii="Times New Roman" w:hAnsi="Times New Roman" w:cs="Times New Roman"/>
+          <w:sz w:val="28"/>
+          <w:szCs w:val="28"/>
+          <w:lang w:val="en-US"/>
+        </w:rPr>
+      </w:pPr>
+      <w:r>
+        <w:rPr>
+          <w:rFonts w:ascii="Times New Roman" w:hAnsi="Times New Roman" w:cs="Times New Roman"/>
+          <w:sz w:val="28"/>
+          <w:szCs w:val="28"/>
+          <w:lang w:val="en-US"/>
+        </w:rPr>
+        <w:t xml:space="preserve">        bottles[i] = new Bottle(randomType, randomVolume);</w:t>
+      </w:r>
+    </w:p>
+    <w:p>
+      <w:pPr>
+        <w:spacing w:after="0" w:line="240" w:lineRule="auto"/>
+        <w:rPr>
+          <w:rFonts w:ascii="Times New Roman" w:hAnsi="Times New Roman" w:cs="Times New Roman"/>
+          <w:sz w:val="28"/>
+          <w:szCs w:val="28"/>
+          <w:lang w:val="en-US"/>
+        </w:rPr>
+      </w:pPr>
+      <w:r>
+        <w:rPr>
+          <w:rFonts w:ascii="Times New Roman" w:hAnsi="Times New Roman" w:cs="Times New Roman"/>
+          <w:sz w:val="28"/>
+          <w:szCs w:val="28"/>
+          <w:lang w:val="en-US"/>
+        </w:rPr>
+        <w:t xml:space="preserve">    </w:t>
+      </w:r>
+      <w:r>
+        <w:rPr>
+          <w:rFonts w:ascii="Times New Roman" w:hAnsi="Times New Roman" w:cs="Times New Roman"/>
+          <w:sz w:val="28"/>
+          <w:szCs w:val="28"/>
+        </w:rPr>
+        <w:t>}</w:t>
+      </w:r>
+    </w:p>
+    <w:p>
+      <w:pPr>
+        <w:spacing w:after="0" w:line="240" w:lineRule="auto"/>
+        <w:rPr>
+          <w:rFonts w:ascii="Times New Roman" w:hAnsi="Times New Roman" w:cs="Times New Roman"/>
+          <w:sz w:val="28"/>
+          <w:szCs w:val="28"/>
+          <w:lang w:val="en-US"/>
+        </w:rPr>
+      </w:pPr>
+      <w:r>
+        <w:rPr>
+          <w:rFonts w:ascii="Times New Roman" w:hAnsi="Times New Roman" w:cs="Times New Roman"/>
+          <w:sz w:val="28"/>
+          <w:szCs w:val="28"/>
+          <w:lang w:val="en-US"/>
+        </w:rPr>
+        <w:t xml:space="preserve">    return bottles;</w:t>
+      </w:r>
+    </w:p>
+    <w:p>
+      <w:pPr>
+        <w:spacing w:after="0" w:line="240" w:lineRule="auto"/>
+        <w:rPr>
+          <w:rFonts w:ascii="Times New Roman" w:hAnsi="Times New Roman" w:cs="Times New Roman"/>
+          <w:sz w:val="28"/>
+          <w:szCs w:val="28"/>
+        </w:rPr>
+      </w:pPr>
+      <w:r>
+        <w:rPr>
+          <w:rFonts w:ascii="Times New Roman" w:hAnsi="Times New Roman" w:cs="Times New Roman"/>
+          <w:sz w:val="28"/>
+          <w:szCs w:val="28"/>
+          <w:lang w:val="en-US"/>
+        </w:rPr>
+        <w:t>}</w:t>
+      </w:r>
+    </w:p>
+    <w:p>
+      <w:pPr>
+        <w:spacing w:after="0" w:line="240" w:lineRule="auto"/>
+        <w:rPr>
+          <w:rFonts w:ascii="Times New Roman" w:hAnsi="Times New Roman" w:cs="Times New Roman"/>
+          <w:sz w:val="28"/>
+          <w:szCs w:val="28"/>
+        </w:rPr>
+      </w:pPr>
+    </w:p>
+    <w:p>
+      <w:pPr>
+        <w:spacing w:after="0" w:line="240" w:lineRule="auto"/>
+        <w:rPr>
+          <w:rFonts w:ascii="Times New Roman" w:hAnsi="Times New Roman" w:cs="Times New Roman"/>
+          <w:sz w:val="28"/>
+          <w:szCs w:val="28"/>
+        </w:rPr>
+      </w:pPr>
+    </w:p>
+    <w:p>
+      <w:pPr>
+        <w:spacing w:after="0" w:line="240" w:lineRule="auto"/>
+        <w:rPr>
+          <w:rFonts w:ascii="Times New Roman" w:hAnsi="Times New Roman" w:cs="Times New Roman"/>
+          <w:sz w:val="28"/>
+          <w:szCs w:val="28"/>
+        </w:rPr>
+      </w:pPr>
+      <w:r>
+        <w:rPr>
+          <w:rFonts w:ascii="Times New Roman" w:hAnsi="Times New Roman" w:cs="Times New Roman"/>
+          <w:sz w:val="28"/>
+          <w:szCs w:val="28"/>
+        </w:rPr>
+        <w:t xml:space="preserve">3. </w:t>
+      </w:r>
+      <w:r>
+        <w:rPr>
+          <w:rFonts w:ascii="Times New Roman" w:hAnsi="Times New Roman" w:cs="Times New Roman"/>
+          <w:sz w:val="28"/>
+          <w:szCs w:val="28"/>
+          <w:lang w:val="en-US"/>
+        </w:rPr>
+        <w:t>GigaChat</w:t>
+      </w:r>
+      <w:r>
+        <w:rPr>
+          <w:rFonts w:ascii="Times New Roman" w:hAnsi="Times New Roman" w:cs="Times New Roman"/>
+          <w:sz w:val="28"/>
+          <w:szCs w:val="28"/>
+        </w:rPr>
+        <w:t xml:space="preserve"> </w:t>
+      </w:r>
+      <w:r>
+        <w:rPr>
+          <w:rFonts w:ascii="Times New Roman" w:hAnsi="Times New Roman" w:cs="Times New Roman"/>
+          <w:sz w:val="28"/>
+          <w:szCs w:val="28"/>
+        </w:rPr>
+        <w:t>выдал нерабочий, недописанный метод</w:t>
+      </w:r>
     </w:p>
     <w:p>
       <w:pPr>
@@ -883,31 +2428,59 @@
       </w:pPr>
       <w:bookmarkStart w:id="2" w:name="_Toc209274670"/>
       <w:r>
+        <w:rPr>
+          <w:rFonts w:ascii="Times New Roman" w:hAnsi="Times New Roman" w:cs="Times New Roman"/>
+          <w:sz w:val="28"/>
+          <w:szCs w:val="28"/>
+        </w:rPr>
+        <w:drawing>
+          <wp:inline distT="0" distB="0" distL="0" distR="0" wp14:anchorId="67695360" wp14:editId="4EB069EF">
+            <wp:extent cx="3134162" cy="1086002"/>
+            <wp:effectExtent l="0" t="0" r="0" b="0"/>
+            <wp:docPr id="1767506013" name="Рисунок 1" descr="Изображение выглядит как текст, снимок экрана, Шрифт&#10;&#10;Содержимое, созданное искусственным интеллектом, может быть неверным."/>
+            <wp:cNvGraphicFramePr>
+              <a:graphicFrameLocks xmlns:a="http://schemas.openxmlformats.org/drawingml/2006/main" noChangeAspect="1"/>
+            </wp:cNvGraphicFramePr>
+            <a:graphic xmlns:a="http://schemas.openxmlformats.org/drawingml/2006/main">
+              <a:graphicData uri="http://schemas.openxmlformats.org/drawingml/2006/picture">
+                <pic:pic xmlns:pic="http://schemas.openxmlformats.org/drawingml/2006/picture">
+                  <pic:nvPicPr>
+                    <pic:cNvPr id="1767506013" name="Рисунок 1" descr="Изображение выглядит как текст, снимок экрана, Шрифт&#10;&#10;Содержимое, созданное искусственным интеллектом, может быть неверным."/>
+                    <pic:cNvPicPr/>
+                  </pic:nvPicPr>
+                  <pic:blipFill>
+                    <a:blip r:embed="rId10"/>
+                    <a:stretch>
+                      <a:fillRect/>
+                    </a:stretch>
+                  </pic:blipFill>
+                  <pic:spPr>
+                    <a:xfrm>
+                      <a:off x="0" y="0"/>
+                      <a:ext cx="3134162" cy="1086002"/>
+                    </a:xfrm>
+                    <a:prstGeom prst="rect">
+                      <a:avLst/>
+                    </a:prstGeom>
+                  </pic:spPr>
+                </pic:pic>
+              </a:graphicData>
+            </a:graphic>
+          </wp:inline>
+        </w:drawing>
+      </w:r>
+    </w:p>
+    <w:p>
+      <w:pPr>
+        <w:pStyle w:val="1"/>
+      </w:pPr>
+      <w:r>
         <w:t>Заключение</w:t>
       </w:r>
       <w:bookmarkEnd w:id="2"/>
     </w:p>
     <w:p>
       <w:pPr>
-        <w:rPr>
-          <w:rFonts w:ascii="Times New Roman" w:hAnsi="Times New Roman" w:cs="Times New Roman"/>
-          <w:sz w:val="28"/>
-          <w:szCs w:val="28"/>
-        </w:rPr>
-      </w:pPr>
-    </w:p>
-    <w:p>
-      <w:pPr>
-        <w:pStyle w:val="1"/>
-      </w:pPr>
-      <w:bookmarkStart w:id="3" w:name="_Toc209274671"/>
-      <w:r>
-        <w:t>Список литературы</w:t>
-      </w:r>
-      <w:bookmarkEnd w:id="3"/>
-    </w:p>
-    <w:p>
-      <w:pPr>
         <w:spacing w:after="0" w:line="360" w:lineRule="auto"/>
         <w:rPr>
           <w:rFonts w:ascii="Times New Roman" w:hAnsi="Times New Roman" w:cs="Times New Roman"/>
@@ -915,10 +2488,35 @@
           <w:szCs w:val="28"/>
         </w:rPr>
       </w:pPr>
+      <w:r>
+        <w:rPr>
+          <w:rFonts w:ascii="Times New Roman" w:hAnsi="Times New Roman" w:cs="Times New Roman"/>
+          <w:sz w:val="28"/>
+          <w:szCs w:val="28"/>
+        </w:rPr>
+        <w:t xml:space="preserve">Мне удалось написать программу на основе литературного отрывка, в ходе работы я пользовался различными классами, научился обрабатывать исключения, ознакомился с концепцией </w:t>
+      </w:r>
+      <w:r>
+        <w:rPr>
+          <w:rFonts w:ascii="Times New Roman" w:hAnsi="Times New Roman" w:cs="Times New Roman"/>
+          <w:sz w:val="28"/>
+          <w:szCs w:val="28"/>
+          <w:lang w:val="en-US"/>
+        </w:rPr>
+        <w:t>SOLID</w:t>
+      </w:r>
+      <w:r>
+        <w:rPr>
+          <w:rFonts w:ascii="Times New Roman" w:hAnsi="Times New Roman" w:cs="Times New Roman"/>
+          <w:sz w:val="28"/>
+          <w:szCs w:val="28"/>
+        </w:rPr>
+        <w:t>.</w:t>
+      </w:r>
     </w:p>
     <w:sectPr>
-      <w:footerReference w:type="default" r:id="rId8"/>
-      <w:footerReference w:type="first" r:id="rId9"/>
+      <w:footerReference w:type="default" r:id="rId11"/>
+      <w:footerReference w:type="first" r:id="rId12"/>
       <w:pgSz w:w="11906" w:h="16838"/>
       <w:pgMar w:top="1134" w:right="851" w:bottom="1134" w:left="1701" w:header="708" w:footer="0" w:gutter="0"/>
       <w:cols w:space="708"/>
@@ -2019,7 +3617,6 @@
   <w:style w:type="character" w:default="1" w:styleId="a0">
     <w:name w:val="Default Paragraph Font"/>
     <w:uiPriority w:val="1"/>
-    <w:semiHidden/>
     <w:unhideWhenUsed/>
   </w:style>
   <w:style w:type="table" w:default="1" w:styleId="a1">
@@ -2420,6 +4017,45 @@
       <w:u w:val="single"/>
     </w:rPr>
   </w:style>
+  <w:style w:type="paragraph" w:styleId="af2">
+    <w:name w:val="footnote text"/>
+    <w:basedOn w:val="a"/>
+    <w:link w:val="af3"/>
+    <w:uiPriority w:val="99"/>
+    <w:semiHidden/>
+    <w:unhideWhenUsed/>
+    <w:rsid w:val="000B5ABC"/>
+    <w:pPr>
+      <w:spacing w:after="0" w:line="240" w:lineRule="auto"/>
+    </w:pPr>
+    <w:rPr>
+      <w:sz w:val="20"/>
+      <w:szCs w:val="20"/>
+    </w:rPr>
+  </w:style>
+  <w:style w:type="character" w:customStyle="1" w:styleId="af3">
+    <w:name w:val="Текст сноски Знак"/>
+    <w:basedOn w:val="a0"/>
+    <w:link w:val="af2"/>
+    <w:uiPriority w:val="99"/>
+    <w:semiHidden/>
+    <w:rsid w:val="000B5ABC"/>
+    <w:rPr>
+      <w:sz w:val="20"/>
+      <w:szCs w:val="20"/>
+    </w:rPr>
+  </w:style>
+  <w:style w:type="character" w:styleId="af4">
+    <w:name w:val="footnote reference"/>
+    <w:basedOn w:val="a0"/>
+    <w:uiPriority w:val="99"/>
+    <w:semiHidden/>
+    <w:unhideWhenUsed/>
+    <w:rsid w:val="000B5ABC"/>
+    <w:rPr>
+      <w:vertAlign w:val="superscript"/>
+    </w:rPr>
+  </w:style>
 </w:styles>
 </file>
 
